--- a/papers/Издательство Zebra/ПСИХОЛОГО-ПЕДАГОГИЧЕСКОЕ ОБРАЗОВАНИЕ, ТРАДИЦИИ И ПЕРСПЕКТИВЫ/Влияние гибридной образовательной среды на формирование учебной самостоятельности - риски ложной автономии.docx
+++ b/papers/Издательство Zebra/ПСИХОЛОГО-ПЕДАГОГИЧЕСКОЕ ОБРАЗОВАНИЕ, ТРАДИЦИИ И ПЕРСПЕКТИВЫ/Влияние гибридной образовательной среды на формирование учебной самостоятельности - риски ложной автономии.docx
@@ -128,69 +128,12 @@
                 <w:lang w:val="ru-RU"/>
               </w:rPr>
             </w:pPr>
-            <w:proofErr w:type="spellStart"/>
             <w:r>
               <w:rPr>
                 <w:b/>
                 <w:szCs w:val="28"/>
               </w:rPr>
-              <w:t>Фамилия</w:t>
-            </w:r>
-            <w:proofErr w:type="spellEnd"/>
-            <w:r>
-              <w:rPr>
-                <w:b/>
-                <w:szCs w:val="28"/>
-              </w:rPr>
-              <w:t xml:space="preserve">, </w:t>
-            </w:r>
-            <w:proofErr w:type="spellStart"/>
-            <w:r>
-              <w:rPr>
-                <w:b/>
-                <w:szCs w:val="28"/>
-              </w:rPr>
-              <w:t>имя</w:t>
-            </w:r>
-            <w:proofErr w:type="spellEnd"/>
-            <w:r>
-              <w:rPr>
-                <w:b/>
-                <w:szCs w:val="28"/>
-              </w:rPr>
-              <w:t xml:space="preserve">, </w:t>
-            </w:r>
-            <w:proofErr w:type="spellStart"/>
-            <w:r>
-              <w:rPr>
-                <w:b/>
-                <w:szCs w:val="28"/>
-              </w:rPr>
-              <w:t>отчество</w:t>
-            </w:r>
-            <w:proofErr w:type="spellEnd"/>
-            <w:r>
-              <w:rPr>
-                <w:b/>
-                <w:szCs w:val="28"/>
-              </w:rPr>
-              <w:t xml:space="preserve"> (</w:t>
-            </w:r>
-            <w:proofErr w:type="spellStart"/>
-            <w:r>
-              <w:rPr>
-                <w:b/>
-                <w:szCs w:val="28"/>
-              </w:rPr>
-              <w:t>полностью</w:t>
-            </w:r>
-            <w:proofErr w:type="spellEnd"/>
-            <w:r>
-              <w:rPr>
-                <w:b/>
-                <w:szCs w:val="28"/>
-              </w:rPr>
-              <w:t>)</w:t>
+              <w:t>Фамилия, имя, отчество (полностью)</w:t>
             </w:r>
           </w:p>
         </w:tc>
@@ -223,16 +166,8 @@
               <w:rPr>
                 <w:szCs w:val="28"/>
               </w:rPr>
-              <w:t xml:space="preserve">Максим </w:t>
+              <w:t>Максим Игоревич</w:t>
             </w:r>
-            <w:proofErr w:type="spellStart"/>
-            <w:r>
-              <w:rPr>
-                <w:szCs w:val="28"/>
-              </w:rPr>
-              <w:t>Игоревич</w:t>
-            </w:r>
-            <w:proofErr w:type="spellEnd"/>
           </w:p>
         </w:tc>
       </w:tr>
@@ -253,53 +188,12 @@
                 <w:szCs w:val="28"/>
               </w:rPr>
             </w:pPr>
-            <w:proofErr w:type="spellStart"/>
             <w:r>
               <w:rPr>
                 <w:b/>
                 <w:szCs w:val="28"/>
               </w:rPr>
-              <w:t>Название</w:t>
-            </w:r>
-            <w:proofErr w:type="spellEnd"/>
-            <w:r>
-              <w:rPr>
-                <w:b/>
-                <w:szCs w:val="28"/>
-              </w:rPr>
-              <w:t xml:space="preserve"> </w:t>
-            </w:r>
-            <w:proofErr w:type="spellStart"/>
-            <w:r>
-              <w:rPr>
-                <w:b/>
-                <w:szCs w:val="28"/>
-              </w:rPr>
-              <w:t>доклада</w:t>
-            </w:r>
-            <w:proofErr w:type="spellEnd"/>
-            <w:r>
-              <w:rPr>
-                <w:b/>
-                <w:szCs w:val="28"/>
-              </w:rPr>
-              <w:t xml:space="preserve"> (</w:t>
-            </w:r>
-            <w:proofErr w:type="spellStart"/>
-            <w:r>
-              <w:rPr>
-                <w:b/>
-                <w:szCs w:val="28"/>
-              </w:rPr>
-              <w:t>статьи</w:t>
-            </w:r>
-            <w:proofErr w:type="spellEnd"/>
-            <w:r>
-              <w:rPr>
-                <w:b/>
-                <w:szCs w:val="28"/>
-              </w:rPr>
-              <w:t>)</w:t>
+              <w:t>Название доклада (статьи)</w:t>
             </w:r>
           </w:p>
         </w:tc>
@@ -343,63 +237,13 @@
                 <w:szCs w:val="28"/>
               </w:rPr>
             </w:pPr>
-            <w:proofErr w:type="spellStart"/>
             <w:r>
               <w:rPr>
                 <w:b/>
                 <w:szCs w:val="28"/>
               </w:rPr>
-              <w:t>Ученая</w:t>
+              <w:t>Ученая степень, ученое звание</w:t>
             </w:r>
-            <w:proofErr w:type="spellEnd"/>
-            <w:r>
-              <w:rPr>
-                <w:b/>
-                <w:szCs w:val="28"/>
-              </w:rPr>
-              <w:t xml:space="preserve"> </w:t>
-            </w:r>
-            <w:proofErr w:type="spellStart"/>
-            <w:r>
-              <w:rPr>
-                <w:b/>
-                <w:szCs w:val="28"/>
-              </w:rPr>
-              <w:t>степень</w:t>
-            </w:r>
-            <w:proofErr w:type="spellEnd"/>
-            <w:r>
-              <w:rPr>
-                <w:b/>
-                <w:szCs w:val="28"/>
-              </w:rPr>
-              <w:t xml:space="preserve">, </w:t>
-            </w:r>
-            <w:proofErr w:type="spellStart"/>
-            <w:r>
-              <w:rPr>
-                <w:b/>
-                <w:szCs w:val="28"/>
-              </w:rPr>
-              <w:t>ученое</w:t>
-            </w:r>
-            <w:proofErr w:type="spellEnd"/>
-            <w:r>
-              <w:rPr>
-                <w:b/>
-                <w:szCs w:val="28"/>
-              </w:rPr>
-              <w:t xml:space="preserve"> </w:t>
-            </w:r>
-            <w:proofErr w:type="spellStart"/>
-            <w:r>
-              <w:rPr>
-                <w:b/>
-                <w:szCs w:val="28"/>
-              </w:rPr>
-              <w:t>звание</w:t>
-            </w:r>
-            <w:proofErr w:type="spellEnd"/>
           </w:p>
         </w:tc>
         <w:tc>
@@ -443,7 +287,6 @@
                 <w:szCs w:val="28"/>
               </w:rPr>
             </w:pPr>
-            <w:proofErr w:type="spellStart"/>
             <w:r>
               <w:rPr>
                 <w:b/>
@@ -451,7 +294,6 @@
               </w:rPr>
               <w:t>Город</w:t>
             </w:r>
-            <w:proofErr w:type="spellEnd"/>
           </w:p>
         </w:tc>
         <w:tc>
@@ -555,7 +397,6 @@
                 <w:szCs w:val="28"/>
               </w:rPr>
             </w:pPr>
-            <w:proofErr w:type="spellStart"/>
             <w:r>
               <w:rPr>
                 <w:b/>
@@ -563,7 +404,6 @@
               </w:rPr>
               <w:t>Должность</w:t>
             </w:r>
-            <w:proofErr w:type="spellEnd"/>
           </w:p>
         </w:tc>
         <w:tc>
@@ -956,7 +796,7 @@
         </w:rPr>
         <w:t xml:space="preserve">: </w:t>
       </w:r>
-      <w:hyperlink r:id="rId6" w:history="1">
+      <w:hyperlink r:id="rId8" w:history="1">
         <w:r>
           <w:rPr>
             <w:rStyle w:val="aff8"/>
@@ -1045,6 +885,14 @@
         </w:rPr>
         <w:t>Дуплей Максим Игоревич</w:t>
       </w:r>
+      <w:r>
+        <w:rPr>
+          <w:rStyle w:val="affc"/>
+          <w:rFonts w:cs="Times New Roman"/>
+          <w:szCs w:val="28"/>
+        </w:rPr>
+        <w:footnoteReference w:id="1"/>
+      </w:r>
     </w:p>
     <w:p>
       <w:pPr>
@@ -1079,7 +927,7 @@
         </w:rPr>
         <w:t xml:space="preserve">, Россия, </w:t>
       </w:r>
-      <w:hyperlink r:id="rId7" w:history="1">
+      <w:hyperlink r:id="rId9" w:history="1">
         <w:r>
           <w:rPr>
             <w:rStyle w:val="aff8"/>
@@ -1114,7 +962,6 @@
           </w:rPr>
           <w:t>.</w:t>
         </w:r>
-        <w:proofErr w:type="spellStart"/>
         <w:r>
           <w:rPr>
             <w:rStyle w:val="aff8"/>
@@ -1123,7 +970,6 @@
           </w:rPr>
           <w:t>ru</w:t>
         </w:r>
-        <w:proofErr w:type="spellEnd"/>
       </w:hyperlink>
     </w:p>
     <w:p>
@@ -1178,14 +1024,6 @@
     </w:p>
     <w:p>
       <w:pPr>
-        <w:jc w:val="both"/>
-        <w:rPr>
-          <w:lang w:val="ru-RU"/>
-        </w:rPr>
-      </w:pPr>
-    </w:p>
-    <w:p>
-      <w:pPr>
         <w:spacing w:after="0" w:line="360" w:lineRule="auto"/>
         <w:ind w:firstLine="709"/>
         <w:jc w:val="both"/>
@@ -1255,19 +1093,8 @@
           <w:i/>
           <w:iCs/>
         </w:rPr>
-        <w:t xml:space="preserve">Dupley Maxim </w:t>
+        <w:t>Dupley Maxim Igorevich</w:t>
       </w:r>
-      <w:proofErr w:type="spellStart"/>
-      <w:r>
-        <w:rPr>
-          <w:b/>
-          <w:bCs/>
-          <w:i/>
-          <w:iCs/>
-        </w:rPr>
-        <w:t>Igorevich</w:t>
-      </w:r>
-      <w:proofErr w:type="spellEnd"/>
     </w:p>
     <w:p>
       <w:pPr>
@@ -1299,7 +1126,7 @@
         </w:rPr>
         <w:t xml:space="preserve">, Russia, </w:t>
       </w:r>
-      <w:hyperlink r:id="rId8" w:history="1">
+      <w:hyperlink r:id="rId10" w:history="1">
         <w:r>
           <w:rPr>
             <w:rStyle w:val="aff8"/>
@@ -1585,21 +1412,7 @@
         <w:rPr>
           <w:lang w:val="ru-RU"/>
         </w:rPr>
-        <w:t xml:space="preserve"> Однако, как отмечает О.А. </w:t>
-      </w:r>
-      <w:proofErr w:type="spellStart"/>
-      <w:r>
-        <w:rPr>
-          <w:lang w:val="ru-RU"/>
-        </w:rPr>
-        <w:t>Конопкин</w:t>
-      </w:r>
-      <w:proofErr w:type="spellEnd"/>
-      <w:r>
-        <w:rPr>
-          <w:lang w:val="ru-RU"/>
-        </w:rPr>
-        <w:t>, способность к осознанной саморегуляции формируется постепенно и требует специальных условий [</w:t>
+        <w:t xml:space="preserve"> Однако, как отмечает О.А. Конопкин, способность к осознанной саморегуляции формируется постепенно и требует специальных условий [</w:t>
       </w:r>
       <w:r>
         <w:rPr>
@@ -2087,25 +1900,7 @@
           <w:bCs/>
           <w:lang w:val="ru-RU"/>
         </w:rPr>
-        <w:t>Промежуточные точки контроля (</w:t>
-      </w:r>
-      <w:proofErr w:type="spellStart"/>
-      <w:r>
-        <w:rPr>
-          <w:b/>
-          <w:bCs/>
-          <w:lang w:val="ru-RU"/>
-        </w:rPr>
-        <w:t>Checkpoints</w:t>
-      </w:r>
-      <w:proofErr w:type="spellEnd"/>
-      <w:r>
-        <w:rPr>
-          <w:b/>
-          <w:bCs/>
-          <w:lang w:val="ru-RU"/>
-        </w:rPr>
-        <w:t>).</w:t>
+        <w:t>Промежуточные точки контроля (Checkpoints).</w:t>
       </w:r>
       <w:r>
         <w:rPr>
@@ -2139,21 +1934,7 @@
         <w:rPr>
           <w:lang w:val="ru-RU"/>
         </w:rPr>
-        <w:t xml:space="preserve"> Внедрение форм, где ученик должен отметить не только «сдал/не сдал», но и оценить: «Насколько точно я спланировал время?», «Сколько раз я отвлекся?». Это развивает </w:t>
-      </w:r>
-      <w:proofErr w:type="spellStart"/>
-      <w:r>
-        <w:rPr>
-          <w:lang w:val="ru-RU"/>
-        </w:rPr>
-        <w:t>метакогнитивный</w:t>
-      </w:r>
-      <w:proofErr w:type="spellEnd"/>
-      <w:r>
-        <w:rPr>
-          <w:lang w:val="ru-RU"/>
-        </w:rPr>
-        <w:t xml:space="preserve"> контроль над собственной деятельностью.</w:t>
+        <w:t xml:space="preserve"> Внедрение форм, где ученик должен отметить не только «сдал/не сдал», но и оценить: «Насколько точно я спланировал время?», «Сколько раз я отвлекся?». Это развивает метакогнитивный контроль над собственной деятельностью.</w:t>
       </w:r>
     </w:p>
     <w:p>
@@ -2388,21 +2169,7 @@
           <w:lang w:val="ru-RU"/>
         </w:rPr>
         <w:lastRenderedPageBreak/>
-        <w:t xml:space="preserve">должен трансформироваться в «тренера саморегуляции», помогающего </w:t>
-      </w:r>
-      <w:proofErr w:type="spellStart"/>
-      <w:r>
-        <w:rPr>
-          <w:lang w:val="ru-RU"/>
-        </w:rPr>
-        <w:t>интериоризировать</w:t>
-      </w:r>
-      <w:proofErr w:type="spellEnd"/>
-      <w:r>
-        <w:rPr>
-          <w:lang w:val="ru-RU"/>
-        </w:rPr>
-        <w:t xml:space="preserve"> внешние требования во внутренний план действия.</w:t>
+        <w:t>должен трансформироваться в «тренера саморегуляции», помогающего интериоризировать внешние требования во внутренний план действия.</w:t>
       </w:r>
     </w:p>
     <w:p>
@@ -2540,21 +2307,12 @@
           <w:lang w:val="ru-RU"/>
         </w:rPr>
       </w:pPr>
-      <w:proofErr w:type="spellStart"/>
       <w:r>
         <w:rPr>
           <w:bCs/>
           <w:lang w:val="ru-RU"/>
         </w:rPr>
-        <w:t>Божович</w:t>
-      </w:r>
-      <w:proofErr w:type="spellEnd"/>
-      <w:r>
-        <w:rPr>
-          <w:bCs/>
-          <w:lang w:val="ru-RU"/>
-        </w:rPr>
-        <w:t xml:space="preserve"> Л. И. Личность и ее формирование в детском возрасте. — СПб.: Питер, 2008. — 398 с.</w:t>
+        <w:t>Божович Л. И. Личность и ее формирование в детском возрасте. — СПб.: Питер, 2008. — 398 с.</w:t>
       </w:r>
     </w:p>
     <w:p>
@@ -2593,21 +2351,12 @@
           <w:lang w:val="ru-RU"/>
         </w:rPr>
       </w:pPr>
-      <w:proofErr w:type="spellStart"/>
       <w:r>
         <w:rPr>
           <w:bCs/>
           <w:lang w:val="ru-RU"/>
         </w:rPr>
-        <w:t>Галямина</w:t>
-      </w:r>
-      <w:proofErr w:type="spellEnd"/>
-      <w:r>
-        <w:rPr>
-          <w:bCs/>
-          <w:lang w:val="ru-RU"/>
-        </w:rPr>
-        <w:t xml:space="preserve"> И. Г. Цифровая образовательная среда: от концепции к реализации // Вопросы образования. — 2022. — № 3. — С. 28–42.</w:t>
+        <w:t>Галямина И. Г. Цифровая образовательная среда: от концепции к реализации // Вопросы образования. — 2022. — № 3. — С. 28–42.</w:t>
       </w:r>
     </w:p>
     <w:p>
@@ -2651,39 +2400,7 @@
           <w:bCs/>
           <w:lang w:val="ru-RU"/>
         </w:rPr>
-        <w:t xml:space="preserve">Дуплей М. И. Влияние AI-ассистентов на </w:t>
-      </w:r>
-      <w:proofErr w:type="spellStart"/>
-      <w:r>
-        <w:rPr>
-          <w:bCs/>
-          <w:lang w:val="ru-RU"/>
-        </w:rPr>
-        <w:t>метакогнитивные</w:t>
-      </w:r>
-      <w:proofErr w:type="spellEnd"/>
-      <w:r>
-        <w:rPr>
-          <w:bCs/>
-          <w:lang w:val="ru-RU"/>
-        </w:rPr>
-        <w:t xml:space="preserve"> навыки студентов при решении задач программирования [Электронный ресурс] // </w:t>
-      </w:r>
-      <w:proofErr w:type="spellStart"/>
-      <w:r>
-        <w:rPr>
-          <w:bCs/>
-          <w:lang w:val="ru-RU"/>
-        </w:rPr>
-        <w:t>Zenodo</w:t>
-      </w:r>
-      <w:proofErr w:type="spellEnd"/>
-      <w:r>
-        <w:rPr>
-          <w:bCs/>
-          <w:lang w:val="ru-RU"/>
-        </w:rPr>
-        <w:t>. — 2025. — DOI: 10.5281/zenodo.17610566</w:t>
+        <w:t>Дуплей М. И. Влияние AI-ассистентов на метакогнитивные навыки студентов при решении задач программирования [Электронный ресурс] // Zenodo. — 2025. — DOI: 10.5281/zenodo.17610566</w:t>
       </w:r>
     </w:p>
     <w:p>
@@ -2705,23 +2422,7 @@
           <w:bCs/>
           <w:lang w:val="ru-RU"/>
         </w:rPr>
-        <w:t xml:space="preserve">Дуплей М. И. Потенциал и ограничения гибридных образовательных моделей в вузах и школах [Электронный ресурс] // </w:t>
-      </w:r>
-      <w:proofErr w:type="spellStart"/>
-      <w:r>
-        <w:rPr>
-          <w:bCs/>
-          <w:lang w:val="ru-RU"/>
-        </w:rPr>
-        <w:t>Zenodo</w:t>
-      </w:r>
-      <w:proofErr w:type="spellEnd"/>
-      <w:r>
-        <w:rPr>
-          <w:bCs/>
-          <w:lang w:val="ru-RU"/>
-        </w:rPr>
-        <w:t>. — 2025. — DOI: 10.5281/zenodo.17564788</w:t>
+        <w:t>Дуплей М. И. Потенциал и ограничения гибридных образовательных моделей в вузах и школах [Электронный ресурс] // Zenodo. — 2025. — DOI: 10.5281/zenodo.17564788</w:t>
       </w:r>
     </w:p>
     <w:p>
@@ -2738,21 +2439,12 @@
           <w:lang w:val="ru-RU"/>
         </w:rPr>
       </w:pPr>
-      <w:proofErr w:type="spellStart"/>
       <w:r>
         <w:rPr>
           <w:bCs/>
           <w:lang w:val="ru-RU"/>
         </w:rPr>
-        <w:t>Звездина</w:t>
-      </w:r>
-      <w:proofErr w:type="spellEnd"/>
-      <w:r>
-        <w:rPr>
-          <w:bCs/>
-          <w:lang w:val="ru-RU"/>
-        </w:rPr>
-        <w:t xml:space="preserve"> Г. П., Поветкина Т. В. Гибридное обучение в вузе: потенциал и ограничения // Высшее образование в России. — 2021. — Т. 30, № 4. — С. 93–106.</w:t>
+        <w:t>Звездина Г. П., Поветкина Т. В. Гибридное обучение в вузе: потенциал и ограничения // Высшее образование в России. — 2021. — Т. 30, № 4. — С. 93–106.</w:t>
       </w:r>
     </w:p>
     <w:p>
@@ -2770,21 +2462,12 @@
           <w:lang w:val="ru-RU"/>
         </w:rPr>
       </w:pPr>
-      <w:proofErr w:type="spellStart"/>
       <w:r>
         <w:rPr>
           <w:bCs/>
           <w:lang w:val="ru-RU"/>
         </w:rPr>
-        <w:t>Конопкин</w:t>
-      </w:r>
-      <w:proofErr w:type="spellEnd"/>
-      <w:r>
-        <w:rPr>
-          <w:bCs/>
-          <w:lang w:val="ru-RU"/>
-        </w:rPr>
-        <w:t xml:space="preserve"> О. А. Психологические механизмы регуляции деятельности. — М.: Наука, 1980. — 256 с.</w:t>
+        <w:t>Конопкин О. А. Психологические механизмы регуляции деятельности. — М.: Наука, 1980. — 256 с.</w:t>
       </w:r>
     </w:p>
     <w:p>
@@ -2873,23 +2556,7 @@
           <w:bCs/>
           <w:lang w:val="ru-RU"/>
         </w:rPr>
-        <w:t xml:space="preserve">Дуплей М. И. Использование цифровых и интерактивных технологий в организации образовательной деятельности в современной школе [Электронный ресурс] // </w:t>
-      </w:r>
-      <w:proofErr w:type="spellStart"/>
-      <w:r>
-        <w:rPr>
-          <w:bCs/>
-          <w:lang w:val="ru-RU"/>
-        </w:rPr>
-        <w:t>Zenodo</w:t>
-      </w:r>
-      <w:proofErr w:type="spellEnd"/>
-      <w:r>
-        <w:rPr>
-          <w:bCs/>
-          <w:lang w:val="ru-RU"/>
-        </w:rPr>
-        <w:t>. — 2026. — DOI: 10.5281/zenodo.18412934</w:t>
+        <w:t>Дуплей М. И. Использование цифровых и интерактивных технологий в организации образовательной деятельности в современной школе [Электронный ресурс] // Zenodo. — 2026. — DOI: 10.5281/zenodo.18412934</w:t>
       </w:r>
     </w:p>
     <w:p>
@@ -2911,23 +2578,7 @@
           <w:bCs/>
           <w:lang w:val="ru-RU"/>
         </w:rPr>
-        <w:t xml:space="preserve">Дуплей М. И. Трансформация высшего образования под влиянием больших языковых моделей: педагогические и психологические аспекты [Электронный ресурс] // </w:t>
-      </w:r>
-      <w:proofErr w:type="spellStart"/>
-      <w:r>
-        <w:rPr>
-          <w:bCs/>
-          <w:lang w:val="ru-RU"/>
-        </w:rPr>
-        <w:t>Zenodo</w:t>
-      </w:r>
-      <w:proofErr w:type="spellEnd"/>
-      <w:r>
-        <w:rPr>
-          <w:bCs/>
-          <w:lang w:val="ru-RU"/>
-        </w:rPr>
-        <w:t>. — 2025. — DOI: 10.5281/zenodo.17703010</w:t>
+        <w:t>Дуплей М. И. Трансформация высшего образования под влиянием больших языковых моделей: педагогические и психологические аспекты [Электронный ресурс] // Zenodo. — 2025. — DOI: 10.5281/zenodo.17703010</w:t>
       </w:r>
     </w:p>
     <w:p>
@@ -2949,23 +2600,7 @@
           <w:bCs/>
           <w:lang w:val="ru-RU"/>
         </w:rPr>
-        <w:t xml:space="preserve">Дуплей М. И. Подходы к преодолению профессионального выгорания педагогов через методы коучинга и наставничества [Электронный ресурс] // </w:t>
-      </w:r>
-      <w:proofErr w:type="spellStart"/>
-      <w:r>
-        <w:rPr>
-          <w:bCs/>
-          <w:lang w:val="ru-RU"/>
-        </w:rPr>
-        <w:t>Zenodo</w:t>
-      </w:r>
-      <w:proofErr w:type="spellEnd"/>
-      <w:r>
-        <w:rPr>
-          <w:bCs/>
-          <w:lang w:val="ru-RU"/>
-        </w:rPr>
-        <w:t>. — 2026. — DOI: 10.5281/zenodo.18413306</w:t>
+        <w:t>Дуплей М. И. Подходы к преодолению профессионального выгорания педагогов через методы коучинга и наставничества [Электронный ресурс] // Zenodo. — 2026. — DOI: 10.5281/zenodo.18413306</w:t>
       </w:r>
     </w:p>
     <w:p>
@@ -2988,7 +2623,7 @@
         </w:rPr>
         <w:t xml:space="preserve">Федеральный закон от 29.12.2012 № 273-ФЗ «Об образовании в Российской Федерации» (ред. от 02.07.2021). URL: </w:t>
       </w:r>
-      <w:hyperlink r:id="rId9" w:tgtFrame="_blank" w:history="1">
+      <w:hyperlink r:id="rId11" w:tgtFrame="_blank" w:history="1">
         <w:r>
           <w:rPr>
             <w:rStyle w:val="aff8"/>
@@ -3043,6 +2678,78 @@
     </w:sectPr>
   </w:body>
 </w:document>
+</file>
+
+<file path=word/endnotes.xml><?xml version="1.0" encoding="utf-8"?>
+<w:endnotes xmlns:wpc="http://schemas.microsoft.com/office/word/2010/wordprocessingCanvas" xmlns:cx="http://schemas.microsoft.com/office/drawing/2014/chartex" xmlns:cx1="http://schemas.microsoft.com/office/drawing/2015/9/8/chartex" xmlns:cx2="http://schemas.microsoft.com/office/drawing/2015/10/21/chartex" xmlns:cx3="http://schemas.microsoft.com/office/drawing/2016/5/9/chartex" xmlns:cx4="http://schemas.microsoft.com/office/drawing/2016/5/10/chartex" xmlns:cx5="http://schemas.microsoft.com/office/drawing/2016/5/11/chartex" xmlns:cx6="http://schemas.microsoft.com/office/drawing/2016/5/12/chartex" xmlns:cx7="http://schemas.microsoft.com/office/drawing/2016/5/13/chartex" xmlns:cx8="http://schemas.microsoft.com/office/drawing/2016/5/14/chartex" xmlns:mc="http://schemas.openxmlformats.org/markup-compatibility/2006" xmlns:aink="http://schemas.microsoft.com/office/drawing/2016/ink" xmlns:am3d="http://schemas.microsoft.com/office/drawing/2017/model3d" xmlns:o="urn:schemas-microsoft-com:office:office" xmlns:oel="http://schemas.microsoft.com/office/2019/extlst" xmlns:r="http://schemas.openxmlformats.org/officeDocument/2006/relationships" xmlns:m="http://schemas.openxmlformats.org/officeDocument/2006/math" xmlns:v="urn:schemas-microsoft-com:vml" xmlns:wp14="http://schemas.microsoft.com/office/word/2010/wordprocessingDrawing" xmlns:wp="http://schemas.openxmlformats.org/drawingml/2006/wordprocessingDrawing" xmlns:w10="urn:schemas-microsoft-com:office:word" xmlns:w="http://schemas.openxmlformats.org/wordprocessingml/2006/main" xmlns:w14="http://schemas.microsoft.com/office/word/2010/wordml" xmlns:w15="http://schemas.microsoft.com/office/word/2012/wordml" xmlns:w16cex="http://schemas.microsoft.com/office/word/2018/wordml/cex" xmlns:w16cid="http://schemas.microsoft.com/office/word/2016/wordml/cid" xmlns:w16="http://schemas.microsoft.com/office/word/2018/wordml" xmlns:w16sdtdh="http://schemas.microsoft.com/office/word/2020/wordml/sdtdatahash" xmlns:w16se="http://schemas.microsoft.com/office/word/2015/wordml/symex" xmlns:wpg="http://schemas.microsoft.com/office/word/2010/wordprocessingGroup" xmlns:wpi="http://schemas.microsoft.com/office/word/2010/wordprocessingInk" xmlns:wne="http://schemas.microsoft.com/office/word/2006/wordml" xmlns:wps="http://schemas.microsoft.com/office/word/2010/wordprocessingShape" mc:Ignorable="w14 w15 w16se w16cid w16 w16cex w16sdtdh wp14">
+  <w:endnote w:type="separator" w:id="-1">
+    <w:p>
+      <w:pPr>
+        <w:spacing w:after="0" w:line="240" w:lineRule="auto"/>
+      </w:pPr>
+      <w:r>
+        <w:separator/>
+      </w:r>
+    </w:p>
+  </w:endnote>
+  <w:endnote w:type="continuationSeparator" w:id="0">
+    <w:p>
+      <w:pPr>
+        <w:spacing w:after="0" w:line="240" w:lineRule="auto"/>
+      </w:pPr>
+      <w:r>
+        <w:continuationSeparator/>
+      </w:r>
+    </w:p>
+  </w:endnote>
+</w:endnotes>
+</file>
+
+<file path=word/footnotes.xml><?xml version="1.0" encoding="utf-8"?>
+<w:footnotes xmlns:wpc="http://schemas.microsoft.com/office/word/2010/wordprocessingCanvas" xmlns:cx="http://schemas.microsoft.com/office/drawing/2014/chartex" xmlns:cx1="http://schemas.microsoft.com/office/drawing/2015/9/8/chartex" xmlns:cx2="http://schemas.microsoft.com/office/drawing/2015/10/21/chartex" xmlns:cx3="http://schemas.microsoft.com/office/drawing/2016/5/9/chartex" xmlns:cx4="http://schemas.microsoft.com/office/drawing/2016/5/10/chartex" xmlns:cx5="http://schemas.microsoft.com/office/drawing/2016/5/11/chartex" xmlns:cx6="http://schemas.microsoft.com/office/drawing/2016/5/12/chartex" xmlns:cx7="http://schemas.microsoft.com/office/drawing/2016/5/13/chartex" xmlns:cx8="http://schemas.microsoft.com/office/drawing/2016/5/14/chartex" xmlns:mc="http://schemas.openxmlformats.org/markup-compatibility/2006" xmlns:aink="http://schemas.microsoft.com/office/drawing/2016/ink" xmlns:am3d="http://schemas.microsoft.com/office/drawing/2017/model3d" xmlns:o="urn:schemas-microsoft-com:office:office" xmlns:oel="http://schemas.microsoft.com/office/2019/extlst" xmlns:r="http://schemas.openxmlformats.org/officeDocument/2006/relationships" xmlns:m="http://schemas.openxmlformats.org/officeDocument/2006/math" xmlns:v="urn:schemas-microsoft-com:vml" xmlns:wp14="http://schemas.microsoft.com/office/word/2010/wordprocessingDrawing" xmlns:wp="http://schemas.openxmlformats.org/drawingml/2006/wordprocessingDrawing" xmlns:w10="urn:schemas-microsoft-com:office:word" xmlns:w="http://schemas.openxmlformats.org/wordprocessingml/2006/main" xmlns:w14="http://schemas.microsoft.com/office/word/2010/wordml" xmlns:w15="http://schemas.microsoft.com/office/word/2012/wordml" xmlns:w16cex="http://schemas.microsoft.com/office/word/2018/wordml/cex" xmlns:w16cid="http://schemas.microsoft.com/office/word/2016/wordml/cid" xmlns:w16="http://schemas.microsoft.com/office/word/2018/wordml" xmlns:w16sdtdh="http://schemas.microsoft.com/office/word/2020/wordml/sdtdatahash" xmlns:w16se="http://schemas.microsoft.com/office/word/2015/wordml/symex" xmlns:wpg="http://schemas.microsoft.com/office/word/2010/wordprocessingGroup" xmlns:wpi="http://schemas.microsoft.com/office/word/2010/wordprocessingInk" xmlns:wne="http://schemas.microsoft.com/office/word/2006/wordml" xmlns:wps="http://schemas.microsoft.com/office/word/2010/wordprocessingShape" mc:Ignorable="w14 w15 w16se w16cid w16 w16cex w16sdtdh wp14">
+  <w:footnote w:type="separator" w:id="-1">
+    <w:p>
+      <w:pPr>
+        <w:spacing w:after="0" w:line="240" w:lineRule="auto"/>
+      </w:pPr>
+      <w:r>
+        <w:separator/>
+      </w:r>
+    </w:p>
+  </w:footnote>
+  <w:footnote w:type="continuationSeparator" w:id="0">
+    <w:p>
+      <w:pPr>
+        <w:spacing w:after="0" w:line="240" w:lineRule="auto"/>
+      </w:pPr>
+      <w:r>
+        <w:continuationSeparator/>
+      </w:r>
+    </w:p>
+  </w:footnote>
+  <w:footnote w:id="1">
+    <w:p>
+      <w:pPr>
+        <w:pStyle w:val="affd"/>
+      </w:pPr>
+      <w:r>
+        <w:rPr>
+          <w:rStyle w:val="affc"/>
+        </w:rPr>
+        <w:footnoteRef/>
+      </w:r>
+      <w:r>
+        <w:t xml:space="preserve"> Дуплей Максим Игоревич, старший преподаватель информационных технологий, методист</w:t>
+      </w:r>
+      <w:r>
+        <w:t xml:space="preserve">, </w:t>
+      </w:r>
+      <w:r>
+        <w:t>Академия Управления и Производства</w:t>
+      </w:r>
+    </w:p>
+  </w:footnote>
+</w:footnotes>
 </file>
 
 <file path=word/numbering.xml><?xml version="1.0" encoding="utf-8"?>
@@ -18973,6 +18680,47 @@
       <w:u w:val="single"/>
     </w:rPr>
   </w:style>
+  <w:style w:type="character" w:styleId="affc">
+    <w:name w:val="footnote reference"/>
+    <w:uiPriority w:val="99"/>
+    <w:semiHidden/>
+    <w:unhideWhenUsed/>
+    <w:rsid w:val="00C939C3"/>
+    <w:rPr>
+      <w:vertAlign w:val="superscript"/>
+    </w:rPr>
+  </w:style>
+  <w:style w:type="paragraph" w:styleId="affd">
+    <w:name w:val="footnote text"/>
+    <w:link w:val="affe"/>
+    <w:uiPriority w:val="99"/>
+    <w:semiHidden/>
+    <w:unhideWhenUsed/>
+    <w:rsid w:val="00C939C3"/>
+    <w:pPr>
+      <w:spacing w:after="0" w:line="240" w:lineRule="auto"/>
+    </w:pPr>
+    <w:rPr>
+      <w:rFonts w:ascii="Times New Roman" w:eastAsia="Times New Roman" w:hAnsi="Times New Roman" w:cs="Times New Roman"/>
+      <w:sz w:val="20"/>
+      <w:szCs w:val="20"/>
+      <w:lang w:val="ru-RU" w:eastAsia="ru-RU"/>
+    </w:rPr>
+  </w:style>
+  <w:style w:type="character" w:customStyle="1" w:styleId="affe">
+    <w:name w:val="Текст сноски Знак"/>
+    <w:basedOn w:val="a2"/>
+    <w:link w:val="affd"/>
+    <w:uiPriority w:val="99"/>
+    <w:semiHidden/>
+    <w:rsid w:val="00C939C3"/>
+    <w:rPr>
+      <w:rFonts w:ascii="Times New Roman" w:eastAsia="Times New Roman" w:hAnsi="Times New Roman" w:cs="Times New Roman"/>
+      <w:sz w:val="20"/>
+      <w:szCs w:val="20"/>
+      <w:lang w:val="ru-RU" w:eastAsia="ru-RU"/>
+    </w:rPr>
+  </w:style>
 </w:styles>
 </file>
 
